--- a/public/founder/rutvik-patel-resume.docx
+++ b/public/founder/rutvik-patel-resume.docx
@@ -1,6 +1,6 @@
 
 <file path=word/document.xml><?xml version="1.0" encoding="utf-8"?>
-<w:document xmlns:wpc="http://schemas.microsoft.com/office/word/2010/wordprocessingCanvas" xmlns:cx="http://schemas.microsoft.com/office/drawing/2014/chartex" xmlns:cx1="http://schemas.microsoft.com/office/drawing/2015/9/8/chartex" xmlns:cx2="http://schemas.microsoft.com/office/drawing/2015/10/21/chartex" xmlns:cx3="http://schemas.microsoft.com/office/drawing/2016/5/9/chartex" xmlns:cx4="http://schemas.microsoft.com/office/drawing/2016/5/10/chartex" xmlns:cx5="http://schemas.microsoft.com/office/drawing/2016/5/11/chartex" xmlns:cx6="http://schemas.microsoft.com/office/drawing/2016/5/12/chartex" xmlns:cx7="http://schemas.microsoft.com/office/drawing/2016/5/13/chartex" xmlns:cx8="http://schemas.microsoft.com/office/drawing/2016/5/14/chartex" xmlns:mc="http://schemas.openxmlformats.org/markup-compatibility/2006" xmlns:m="http://schemas.openxmlformats.org/officeDocument/2006/math" xmlns:aink="http://schemas.microsoft.com/office/drawing/2016/ink" xmlns:am3d="http://schemas.microsoft.com/office/drawing/2017/model3d" xmlns:oel="http://schemas.microsoft.com/office/2019/extlst" xmlns:r="http://schemas.openxmlformats.org/officeDocument/2006/relationships" xmlns:wp14="http://schemas.microsoft.com/office/word/2010/wordprocessingDrawing" xmlns:wp="http://schemas.openxmlformats.org/drawingml/2006/wordprocessingDrawing" xmlns:wpg="http://schemas.microsoft.com/office/word/2010/wordprocessingGroup" xmlns:wpi="http://schemas.microsoft.com/office/word/2010/wordprocessingInk" xmlns:wps="http://schemas.microsoft.com/office/word/2010/wordprocessingShape" xmlns:o="urn:schemas-microsoft-com:office:office" xmlns:v="urn:schemas-microsoft-com:vml" xmlns:w10="urn:schemas-microsoft-com:office:word" xmlns:w="http://schemas.openxmlformats.org/wordprocessingml/2006/main" xmlns:w14="http://schemas.microsoft.com/office/word/2010/wordml" xmlns:w15="http://schemas.microsoft.com/office/word/2012/wordml" xmlns:w16cex="http://schemas.microsoft.com/office/word/2018/wordml/cex" xmlns:w16cid="http://schemas.microsoft.com/office/word/2016/wordml/cid" xmlns:w16="http://schemas.microsoft.com/office/word/2018/wordml" xmlns:w16sdtdh="http://schemas.microsoft.com/office/word/2020/wordml/sdtdatahash" xmlns:w16sdtfl="http://schemas.microsoft.com/office/word/2024/wordml/sdtformatlock" xmlns:w16se="http://schemas.microsoft.com/office/word/2015/wordml/symex" xmlns:w16du="http://schemas.microsoft.com/office/word/2023/wordml/word16du" xmlns:wne="http://schemas.microsoft.com/office/word/2006/wordml" mc:Ignorable="w14 w15 w16se w16cid w16 w16cex w16sdtdh w16sdtfl w16du wp14">
+<w:document xmlns:wpc="http://schemas.microsoft.com/office/word/2010/wordprocessingCanvas" xmlns:cx="http://schemas.microsoft.com/office/drawing/2014/chartex" xmlns:cx1="http://schemas.microsoft.com/office/drawing/2015/9/8/chartex" xmlns:cx2="http://schemas.microsoft.com/office/drawing/2015/10/21/chartex" xmlns:cx3="http://schemas.microsoft.com/office/drawing/2016/5/9/chartex" xmlns:cx4="http://schemas.microsoft.com/office/drawing/2016/5/10/chartex" xmlns:cx5="http://schemas.microsoft.com/office/drawing/2016/5/11/chartex" xmlns:cx6="http://schemas.microsoft.com/office/drawing/2016/5/12/chartex" xmlns:cx7="http://schemas.microsoft.com/office/drawing/2016/5/13/chartex" xmlns:cx8="http://schemas.microsoft.com/office/drawing/2016/5/14/chartex" xmlns:mc="http://schemas.openxmlformats.org/markup-compatibility/2006" xmlns:aink="http://schemas.microsoft.com/office/drawing/2016/ink" xmlns:am3d="http://schemas.microsoft.com/office/drawing/2017/model3d" xmlns:o="urn:schemas-microsoft-com:office:office" xmlns:oel="http://schemas.microsoft.com/office/2019/extlst" xmlns:r="http://schemas.openxmlformats.org/officeDocument/2006/relationships" xmlns:m="http://schemas.openxmlformats.org/officeDocument/2006/math" xmlns:v="urn:schemas-microsoft-com:vml" xmlns:wp14="http://schemas.microsoft.com/office/word/2010/wordprocessingDrawing" xmlns:wp="http://schemas.openxmlformats.org/drawingml/2006/wordprocessingDrawing" xmlns:w10="urn:schemas-microsoft-com:office:word" xmlns:w="http://schemas.openxmlformats.org/wordprocessingml/2006/main" xmlns:w14="http://schemas.microsoft.com/office/word/2010/wordml" xmlns:w15="http://schemas.microsoft.com/office/word/2012/wordml" xmlns:w16cex="http://schemas.microsoft.com/office/word/2018/wordml/cex" xmlns:w16cid="http://schemas.microsoft.com/office/word/2016/wordml/cid" xmlns:w16="http://schemas.microsoft.com/office/word/2018/wordml" xmlns:w16du="http://schemas.microsoft.com/office/word/2023/wordml/word16du" xmlns:w16sdtdh="http://schemas.microsoft.com/office/word/2020/wordml/sdtdatahash" xmlns:w16sdtfl="http://schemas.microsoft.com/office/word/2024/wordml/sdtformatlock" xmlns:w16se="http://schemas.microsoft.com/office/word/2015/wordml/symex" xmlns:wpg="http://schemas.microsoft.com/office/word/2010/wordprocessingGroup" xmlns:wpi="http://schemas.microsoft.com/office/word/2010/wordprocessingInk" xmlns:wne="http://schemas.microsoft.com/office/word/2006/wordml" xmlns:wps="http://schemas.microsoft.com/office/word/2010/wordprocessingShape" mc:Ignorable="w14 w15 w16se w16cid w16 w16cex w16sdtdh w16sdtfl w16du wp14">
   <w:body>
     <w:p>
       <w:pPr>
@@ -49,9 +49,14 @@
           <w:szCs w:val="19"/>
           <w:lang w:val="en-US"/>
         </w:rPr>
-        <w:t xml:space="preserve">Toronto, </w:t>
-      </w:r>
-      <w:proofErr w:type="gramStart"/>
+        <w:t>Toronto, Canada  •  647-637-9568  •  patelrutvik1702@gmail.com</w:t>
+      </w:r>
+    </w:p>
+    <w:p>
+      <w:pPr>
+        <w:spacing w:after="60"/>
+        <w:jc w:val="center"/>
+      </w:pPr>
       <w:r>
         <w:rPr>
           <w:rFonts w:ascii="Calibri" w:eastAsia="Calibri" w:hAnsi="Calibri" w:cs="Calibri"/>
@@ -60,100 +65,7 @@
           <w:szCs w:val="19"/>
           <w:lang w:val="en-US"/>
         </w:rPr>
-        <w:t>Canada  •</w:t>
-      </w:r>
-      <w:proofErr w:type="gramEnd"/>
-      <w:r>
-        <w:rPr>
-          <w:rFonts w:ascii="Calibri" w:eastAsia="Calibri" w:hAnsi="Calibri" w:cs="Calibri"/>
-          <w:color w:val="111111"/>
-          <w:sz w:val="19"/>
-          <w:szCs w:val="19"/>
-          <w:lang w:val="en-US"/>
-        </w:rPr>
-        <w:t xml:space="preserve">  647-637-</w:t>
-      </w:r>
-      <w:proofErr w:type="gramStart"/>
-      <w:r>
-        <w:rPr>
-          <w:rFonts w:ascii="Calibri" w:eastAsia="Calibri" w:hAnsi="Calibri" w:cs="Calibri"/>
-          <w:color w:val="111111"/>
-          <w:sz w:val="19"/>
-          <w:szCs w:val="19"/>
-          <w:lang w:val="en-US"/>
-        </w:rPr>
-        <w:t>9568  •</w:t>
-      </w:r>
-      <w:proofErr w:type="gramEnd"/>
-      <w:r>
-        <w:rPr>
-          <w:rFonts w:ascii="Calibri" w:eastAsia="Calibri" w:hAnsi="Calibri" w:cs="Calibri"/>
-          <w:color w:val="111111"/>
-          <w:sz w:val="19"/>
-          <w:szCs w:val="19"/>
-          <w:lang w:val="en-US"/>
-        </w:rPr>
-        <w:t xml:space="preserve">  patelrutvik1702@gmail.com</w:t>
-      </w:r>
-    </w:p>
-    <w:p>
-      <w:pPr>
-        <w:spacing w:after="60"/>
-        <w:jc w:val="center"/>
-      </w:pPr>
-      <w:r>
-        <w:rPr>
-          <w:rFonts w:ascii="Calibri" w:eastAsia="Calibri" w:hAnsi="Calibri" w:cs="Calibri"/>
-          <w:color w:val="111111"/>
-          <w:sz w:val="19"/>
-          <w:szCs w:val="19"/>
-          <w:lang w:val="en-US"/>
-        </w:rPr>
-        <w:t>linkedin.com/in/rutvik</w:t>
-      </w:r>
-      <w:proofErr w:type="gramStart"/>
-      <w:r>
-        <w:rPr>
-          <w:rFonts w:ascii="Calibri" w:eastAsia="Calibri" w:hAnsi="Calibri" w:cs="Calibri"/>
-          <w:color w:val="111111"/>
-          <w:sz w:val="19"/>
-          <w:szCs w:val="19"/>
-          <w:lang w:val="en-US"/>
-        </w:rPr>
-        <w:t>1702  •</w:t>
-      </w:r>
-      <w:proofErr w:type="gramEnd"/>
-      <w:r>
-        <w:rPr>
-          <w:rFonts w:ascii="Calibri" w:eastAsia="Calibri" w:hAnsi="Calibri" w:cs="Calibri"/>
-          <w:color w:val="111111"/>
-          <w:sz w:val="19"/>
-          <w:szCs w:val="19"/>
-          <w:lang w:val="en-US"/>
-        </w:rPr>
-        <w:t xml:space="preserve">  github.com/Rutvik</w:t>
-      </w:r>
-      <w:proofErr w:type="gramStart"/>
-      <w:r>
-        <w:rPr>
-          <w:rFonts w:ascii="Calibri" w:eastAsia="Calibri" w:hAnsi="Calibri" w:cs="Calibri"/>
-          <w:color w:val="111111"/>
-          <w:sz w:val="19"/>
-          <w:szCs w:val="19"/>
-          <w:lang w:val="en-US"/>
-        </w:rPr>
-        <w:t>17  •</w:t>
-      </w:r>
-      <w:proofErr w:type="gramEnd"/>
-      <w:r>
-        <w:rPr>
-          <w:rFonts w:ascii="Calibri" w:eastAsia="Calibri" w:hAnsi="Calibri" w:cs="Calibri"/>
-          <w:color w:val="111111"/>
-          <w:sz w:val="19"/>
-          <w:szCs w:val="19"/>
-          <w:lang w:val="en-US"/>
-        </w:rPr>
-        <w:t xml:space="preserve">  rutvik17.github.io/seventeen-studios/founder</w:t>
+        <w:t>linkedin.com/in/rutvik1702  •  github.com/Rutvik17  •  rutvik17.github.io/seventeen-studios/founder</w:t>
       </w:r>
     </w:p>
     <w:p>
@@ -255,39 +167,7 @@
           <w:rFonts w:ascii="Calibri" w:eastAsia="Calibri" w:hAnsi="Calibri" w:cs="Calibri"/>
           <w:color w:val="111111"/>
         </w:rPr>
-        <w:t xml:space="preserve">Angular, </w:t>
-      </w:r>
-      <w:proofErr w:type="spellStart"/>
-      <w:r>
-        <w:rPr>
-          <w:rFonts w:ascii="Calibri" w:eastAsia="Calibri" w:hAnsi="Calibri" w:cs="Calibri"/>
-          <w:color w:val="111111"/>
-        </w:rPr>
-        <w:t>Nx</w:t>
-      </w:r>
-      <w:proofErr w:type="spellEnd"/>
-      <w:r>
-        <w:rPr>
-          <w:rFonts w:ascii="Calibri" w:eastAsia="Calibri" w:hAnsi="Calibri" w:cs="Calibri"/>
-          <w:color w:val="111111"/>
-        </w:rPr>
-        <w:t xml:space="preserve">, </w:t>
-      </w:r>
-      <w:proofErr w:type="spellStart"/>
-      <w:r>
-        <w:rPr>
-          <w:rFonts w:ascii="Calibri" w:eastAsia="Calibri" w:hAnsi="Calibri" w:cs="Calibri"/>
-          <w:color w:val="111111"/>
-        </w:rPr>
-        <w:t>RxJS</w:t>
-      </w:r>
-      <w:proofErr w:type="spellEnd"/>
-      <w:r>
-        <w:rPr>
-          <w:rFonts w:ascii="Calibri" w:eastAsia="Calibri" w:hAnsi="Calibri" w:cs="Calibri"/>
-          <w:color w:val="111111"/>
-        </w:rPr>
-        <w:t xml:space="preserve">, Signals, </w:t>
+        <w:t xml:space="preserve">Angular, Nx, RxJS, Signals, </w:t>
       </w:r>
       <w:r>
         <w:rPr>
@@ -317,84 +197,30 @@
           <w:color w:val="111111"/>
           <w:lang w:val="en-US"/>
         </w:rPr>
-        <w:t xml:space="preserve">Node.js, REST APIs, </w:t>
-      </w:r>
-      <w:proofErr w:type="spellStart"/>
-      <w:r>
-        <w:rPr>
-          <w:rFonts w:ascii="Calibri" w:eastAsia="Calibri" w:hAnsi="Calibri" w:cs="Calibri"/>
+        <w:t>Node.js, REST APIs, GraphQL, Java Spring Boot, PostgreSQL, Supabase, Microservices</w:t>
+      </w:r>
+    </w:p>
+    <w:p>
+      <w:pPr>
+        <w:spacing w:after="40"/>
+      </w:pPr>
+      <w:r>
+        <w:rPr>
+          <w:rFonts w:ascii="Calibri" w:eastAsia="Calibri" w:hAnsi="Calibri" w:cs="Calibri"/>
+          <w:b/>
+          <w:bCs/>
           <w:color w:val="111111"/>
           <w:lang w:val="en-US"/>
         </w:rPr>
-        <w:t>GraphQL</w:t>
-      </w:r>
-      <w:proofErr w:type="spellEnd"/>
+        <w:t xml:space="preserve">Cloud &amp; DevOps: </w:t>
+      </w:r>
       <w:r>
         <w:rPr>
           <w:rFonts w:ascii="Calibri" w:eastAsia="Calibri" w:hAnsi="Calibri" w:cs="Calibri"/>
           <w:color w:val="111111"/>
           <w:lang w:val="en-US"/>
         </w:rPr>
-        <w:t xml:space="preserve">, Java Spring Boot, PostgreSQL, </w:t>
-      </w:r>
-      <w:proofErr w:type="spellStart"/>
-      <w:r>
-        <w:rPr>
-          <w:rFonts w:ascii="Calibri" w:eastAsia="Calibri" w:hAnsi="Calibri" w:cs="Calibri"/>
-          <w:color w:val="111111"/>
-          <w:lang w:val="en-US"/>
-        </w:rPr>
-        <w:t>Supabase</w:t>
-      </w:r>
-      <w:proofErr w:type="spellEnd"/>
-      <w:r>
-        <w:rPr>
-          <w:rFonts w:ascii="Calibri" w:eastAsia="Calibri" w:hAnsi="Calibri" w:cs="Calibri"/>
-          <w:color w:val="111111"/>
-          <w:lang w:val="en-US"/>
-        </w:rPr>
-        <w:t>, Microservices</w:t>
-      </w:r>
-    </w:p>
-    <w:p>
-      <w:pPr>
-        <w:spacing w:after="40"/>
-      </w:pPr>
-      <w:r>
-        <w:rPr>
-          <w:rFonts w:ascii="Calibri" w:eastAsia="Calibri" w:hAnsi="Calibri" w:cs="Calibri"/>
-          <w:b/>
-          <w:bCs/>
-          <w:color w:val="111111"/>
-          <w:lang w:val="en-US"/>
-        </w:rPr>
-        <w:t xml:space="preserve">Cloud &amp; DevOps: </w:t>
-      </w:r>
-      <w:r>
-        <w:rPr>
-          <w:rFonts w:ascii="Calibri" w:eastAsia="Calibri" w:hAnsi="Calibri" w:cs="Calibri"/>
-          <w:color w:val="111111"/>
-          <w:lang w:val="en-US"/>
-        </w:rPr>
-        <w:t xml:space="preserve">Azure, AWS (S3, Lambda, CloudFront), Docker, CI/CD (GitHub Actions), </w:t>
-      </w:r>
-      <w:proofErr w:type="spellStart"/>
-      <w:r>
-        <w:rPr>
-          <w:rFonts w:ascii="Calibri" w:eastAsia="Calibri" w:hAnsi="Calibri" w:cs="Calibri"/>
-          <w:color w:val="111111"/>
-          <w:lang w:val="en-US"/>
-        </w:rPr>
-        <w:t>Vercel</w:t>
-      </w:r>
-      <w:proofErr w:type="spellEnd"/>
-      <w:r>
-        <w:rPr>
-          <w:rFonts w:ascii="Calibri" w:eastAsia="Calibri" w:hAnsi="Calibri" w:cs="Calibri"/>
-          <w:color w:val="111111"/>
-          <w:lang w:val="en-US"/>
-        </w:rPr>
-        <w:t>, Git</w:t>
+        <w:t>Azure, AWS (S3, Lambda, CloudFront), Docker, CI/CD (GitHub Actions), Vercel, Git</w:t>
       </w:r>
     </w:p>
     <w:p>
@@ -539,43 +365,7 @@
           <w:color w:val="111111"/>
           <w:lang w:val="en-US"/>
         </w:rPr>
-        <w:t xml:space="preserve">Built the frontend of an agentic AI platform for the SAP ecosystem in Angular — standalone components, signals, and zoneless change detection — within an </w:t>
-      </w:r>
-      <w:proofErr w:type="spellStart"/>
-      <w:r>
-        <w:rPr>
-          <w:rFonts w:ascii="Calibri" w:eastAsia="Calibri" w:hAnsi="Calibri" w:cs="Calibri"/>
-          <w:color w:val="111111"/>
-          <w:lang w:val="en-US"/>
-        </w:rPr>
-        <w:t>Nx</w:t>
-      </w:r>
-      <w:proofErr w:type="spellEnd"/>
-      <w:r>
-        <w:rPr>
-          <w:rFonts w:ascii="Calibri" w:eastAsia="Calibri" w:hAnsi="Calibri" w:cs="Calibri"/>
-          <w:color w:val="111111"/>
-          <w:lang w:val="en-US"/>
-        </w:rPr>
-        <w:t xml:space="preserve"> </w:t>
-      </w:r>
-      <w:proofErr w:type="spellStart"/>
-      <w:r>
-        <w:rPr>
-          <w:rFonts w:ascii="Calibri" w:eastAsia="Calibri" w:hAnsi="Calibri" w:cs="Calibri"/>
-          <w:color w:val="111111"/>
-          <w:lang w:val="en-US"/>
-        </w:rPr>
-        <w:t>monorepo</w:t>
-      </w:r>
-      <w:proofErr w:type="spellEnd"/>
-      <w:r>
-        <w:rPr>
-          <w:rFonts w:ascii="Calibri" w:eastAsia="Calibri" w:hAnsi="Calibri" w:cs="Calibri"/>
-          <w:color w:val="111111"/>
-          <w:lang w:val="en-US"/>
-        </w:rPr>
-        <w:t>, as the product's next-generation stack.</w:t>
+        <w:t>Built the frontend of an agentic AI platform for the SAP ecosystem in Angular — standalone components, signals, and zoneless change detection — within an Nx monorepo, as the product's next-generation stack.</w:t>
       </w:r>
     </w:p>
     <w:p>
@@ -719,7 +509,21 @@
           <w:rFonts w:ascii="Calibri" w:eastAsia="Calibri" w:hAnsi="Calibri" w:cs="Calibri"/>
           <w:color w:val="111111"/>
         </w:rPr>
-        <w:t>Shipped the React Native application from zero to one across iOS and Android as the sole mobile engineer; the product contributed to a successful acquisition.</w:t>
+        <w:t xml:space="preserve">Shipped the React Native application from zero to one across iOS and Android </w:t>
+      </w:r>
+      <w:r>
+        <w:rPr>
+          <w:rFonts w:ascii="Calibri" w:eastAsia="Calibri" w:hAnsi="Calibri" w:cs="Calibri"/>
+          <w:color w:val="111111"/>
+        </w:rPr>
+        <w:t>as the first mobile engineer</w:t>
+      </w:r>
+      <w:r>
+        <w:rPr>
+          <w:rFonts w:ascii="Calibri" w:eastAsia="Calibri" w:hAnsi="Calibri" w:cs="Calibri"/>
+          <w:color w:val="111111"/>
+        </w:rPr>
+        <w:t>; the product contributed to a successful acquisition.</w:t>
       </w:r>
     </w:p>
     <w:p>
@@ -763,7 +567,6 @@
         </w:tabs>
         <w:spacing w:before="160"/>
       </w:pPr>
-      <w:proofErr w:type="spellStart"/>
       <w:r>
         <w:rPr>
           <w:rFonts w:ascii="Calibri" w:eastAsia="Calibri" w:hAnsi="Calibri" w:cs="Calibri"/>
@@ -772,9 +575,8 @@
           <w:color w:val="111111"/>
           <w:lang w:val="en-US"/>
         </w:rPr>
-        <w:t>Nuvalence</w:t>
-      </w:r>
-      <w:proofErr w:type="spellEnd"/>
+        <w:t xml:space="preserve">Nuvalence — </w:t>
+      </w:r>
       <w:r>
         <w:rPr>
           <w:rFonts w:ascii="Calibri" w:eastAsia="Calibri" w:hAnsi="Calibri" w:cs="Calibri"/>
@@ -783,7 +585,28 @@
           <w:color w:val="111111"/>
           <w:lang w:val="en-US"/>
         </w:rPr>
-        <w:t xml:space="preserve"> — Remote11/2021 – 06/2022</w:t>
+        <w:t>Remote</w:t>
+      </w:r>
+      <w:r>
+        <w:rPr>
+          <w:rFonts w:ascii="Calibri" w:eastAsia="Calibri" w:hAnsi="Calibri" w:cs="Calibri"/>
+          <w:b/>
+          <w:bCs/>
+          <w:color w:val="111111"/>
+          <w:lang w:val="en-US"/>
+        </w:rPr>
+        <w:tab/>
+        <w:t>11/2021</w:t>
+      </w:r>
+      <w:r>
+        <w:rPr>
+          <w:rFonts w:ascii="Calibri" w:eastAsia="Calibri" w:hAnsi="Calibri" w:cs="Calibri"/>
+          <w:b/>
+          <w:bCs/>
+          <w:color w:val="111111"/>
+          <w:lang w:val="en-US"/>
+        </w:rPr>
+        <w:t xml:space="preserve"> – 06/2022</w:t>
       </w:r>
     </w:p>
     <w:p>
@@ -834,25 +657,7 @@
           <w:color w:val="111111"/>
           <w:lang w:val="en-US"/>
         </w:rPr>
-        <w:t xml:space="preserve">Led development of a New York City government web system on Java Spring Boot, </w:t>
-      </w:r>
-      <w:proofErr w:type="spellStart"/>
-      <w:r>
-        <w:rPr>
-          <w:rFonts w:ascii="Calibri" w:eastAsia="Calibri" w:hAnsi="Calibri" w:cs="Calibri"/>
-          <w:color w:val="111111"/>
-          <w:lang w:val="en-US"/>
-        </w:rPr>
-        <w:t>modernising</w:t>
-      </w:r>
-      <w:proofErr w:type="spellEnd"/>
-      <w:r>
-        <w:rPr>
-          <w:rFonts w:ascii="Calibri" w:eastAsia="Calibri" w:hAnsi="Calibri" w:cs="Calibri"/>
-          <w:color w:val="111111"/>
-          <w:lang w:val="en-US"/>
-        </w:rPr>
-        <w:t xml:space="preserve"> critical workflows and reducing manual processing by 40%.</w:t>
+        <w:t>Led the migration of a New York City government web system to Thymeleaf and supported the project’s upgrade to Spring Boot 3.0; the system modernised critical workflows and cut manual processing by 40%.</w:t>
       </w:r>
     </w:p>
     <w:p>
@@ -907,23 +712,13 @@
         </w:numPr>
         <w:spacing w:after="40"/>
       </w:pPr>
-      <w:proofErr w:type="spellStart"/>
       <w:r>
         <w:rPr>
           <w:rFonts w:ascii="Calibri" w:eastAsia="Calibri" w:hAnsi="Calibri" w:cs="Calibri"/>
           <w:color w:val="111111"/>
           <w:lang w:val="en-US"/>
         </w:rPr>
-        <w:t>Modernised</w:t>
-      </w:r>
-      <w:proofErr w:type="spellEnd"/>
-      <w:r>
-        <w:rPr>
-          <w:rFonts w:ascii="Calibri" w:eastAsia="Calibri" w:hAnsi="Calibri" w:cs="Calibri"/>
-          <w:color w:val="111111"/>
-          <w:lang w:val="en-US"/>
-        </w:rPr>
-        <w:t xml:space="preserve"> the interface of Mitel’s communication suite with React Native and Angular, lifting user engagement by 40%.</w:t>
+        <w:t>Modernised the interface of Mitel’s communication suite with React Native and Angular, lifting user engagement by 40%.</w:t>
       </w:r>
     </w:p>
     <w:p>
@@ -941,25 +736,7 @@
           <w:color w:val="111111"/>
           <w:lang w:val="en-US"/>
         </w:rPr>
-        <w:t xml:space="preserve">Built a reusable component library adopted across all three platforms, cutting duplicated frontend code by 25% and </w:t>
-      </w:r>
-      <w:proofErr w:type="spellStart"/>
-      <w:r>
-        <w:rPr>
-          <w:rFonts w:ascii="Calibri" w:eastAsia="Calibri" w:hAnsi="Calibri" w:cs="Calibri"/>
-          <w:color w:val="111111"/>
-          <w:lang w:val="en-US"/>
-        </w:rPr>
-        <w:t>standardising</w:t>
-      </w:r>
-      <w:proofErr w:type="spellEnd"/>
-      <w:r>
-        <w:rPr>
-          <w:rFonts w:ascii="Calibri" w:eastAsia="Calibri" w:hAnsi="Calibri" w:cs="Calibri"/>
-          <w:color w:val="111111"/>
-          <w:lang w:val="en-US"/>
-        </w:rPr>
-        <w:t xml:space="preserve"> interaction patterns.</w:t>
+        <w:t>Built a reusable component library adopted across all three platforms, cutting duplicated frontend code by 25% and standardising interaction patterns.</w:t>
       </w:r>
     </w:p>
     <w:p>
@@ -1095,23 +872,13 @@
       <w:pPr>
         <w:spacing w:after="40"/>
       </w:pPr>
-      <w:proofErr w:type="gramStart"/>
       <w:r>
         <w:rPr>
           <w:rFonts w:ascii="Calibri" w:eastAsia="Calibri" w:hAnsi="Calibri" w:cs="Calibri"/>
           <w:color w:val="111111"/>
           <w:lang w:val="en-US"/>
         </w:rPr>
-        <w:t>Associate in Applied Science</w:t>
-      </w:r>
-      <w:proofErr w:type="gramEnd"/>
-      <w:r>
-        <w:rPr>
-          <w:rFonts w:ascii="Calibri" w:eastAsia="Calibri" w:hAnsi="Calibri" w:cs="Calibri"/>
-          <w:color w:val="111111"/>
-          <w:lang w:val="en-US"/>
-        </w:rPr>
-        <w:t xml:space="preserve"> (A.A.S.), Software Engineering</w:t>
+        <w:t>Associate in Applied Science (A.A.S.), Software Engineering</w:t>
       </w:r>
     </w:p>
     <w:sectPr>
@@ -1125,7 +892,7 @@
 </file>
 
 <file path=word/numbering.xml><?xml version="1.0" encoding="utf-8"?>
-<w:numbering xmlns:wpc="http://schemas.microsoft.com/office/word/2010/wordprocessingCanvas" xmlns:cx="http://schemas.microsoft.com/office/drawing/2014/chartex" xmlns:cx1="http://schemas.microsoft.com/office/drawing/2015/9/8/chartex" xmlns:cx2="http://schemas.microsoft.com/office/drawing/2015/10/21/chartex" xmlns:cx3="http://schemas.microsoft.com/office/drawing/2016/5/9/chartex" xmlns:cx4="http://schemas.microsoft.com/office/drawing/2016/5/10/chartex" xmlns:cx5="http://schemas.microsoft.com/office/drawing/2016/5/11/chartex" xmlns:cx6="http://schemas.microsoft.com/office/drawing/2016/5/12/chartex" xmlns:cx7="http://schemas.microsoft.com/office/drawing/2016/5/13/chartex" xmlns:cx8="http://schemas.microsoft.com/office/drawing/2016/5/14/chartex" xmlns:mc="http://schemas.openxmlformats.org/markup-compatibility/2006" xmlns:m="http://schemas.openxmlformats.org/officeDocument/2006/math" xmlns:aink="http://schemas.microsoft.com/office/drawing/2016/ink" xmlns:am3d="http://schemas.microsoft.com/office/drawing/2017/model3d" xmlns:oel="http://schemas.microsoft.com/office/2019/extlst" xmlns:r="http://schemas.openxmlformats.org/officeDocument/2006/relationships" xmlns:wp14="http://schemas.microsoft.com/office/word/2010/wordprocessingDrawing" xmlns:wp="http://schemas.openxmlformats.org/drawingml/2006/wordprocessingDrawing" xmlns:wpg="http://schemas.microsoft.com/office/word/2010/wordprocessingGroup" xmlns:wpi="http://schemas.microsoft.com/office/word/2010/wordprocessingInk" xmlns:wps="http://schemas.microsoft.com/office/word/2010/wordprocessingShape" xmlns:o="urn:schemas-microsoft-com:office:office" xmlns:v="urn:schemas-microsoft-com:vml" xmlns:w10="urn:schemas-microsoft-com:office:word" xmlns:w="http://schemas.openxmlformats.org/wordprocessingml/2006/main" xmlns:w14="http://schemas.microsoft.com/office/word/2010/wordml" xmlns:w15="http://schemas.microsoft.com/office/word/2012/wordml" xmlns:w16cex="http://schemas.microsoft.com/office/word/2018/wordml/cex" xmlns:w16cid="http://schemas.microsoft.com/office/word/2016/wordml/cid" xmlns:w16="http://schemas.microsoft.com/office/word/2018/wordml" xmlns:w16sdtdh="http://schemas.microsoft.com/office/word/2020/wordml/sdtdatahash" xmlns:w16sdtfl="http://schemas.microsoft.com/office/word/2024/wordml/sdtformatlock" xmlns:w16se="http://schemas.microsoft.com/office/word/2015/wordml/symex" xmlns:w16du="http://schemas.microsoft.com/office/word/2023/wordml/word16du" xmlns:wne="http://schemas.microsoft.com/office/word/2006/wordml" mc:Ignorable="w14 w15 w16se w16cid w16 w16cex w16sdtdh w16sdtfl w16du wp14">
+<w:numbering xmlns:wpc="http://schemas.microsoft.com/office/word/2010/wordprocessingCanvas" xmlns:cx="http://schemas.microsoft.com/office/drawing/2014/chartex" xmlns:cx1="http://schemas.microsoft.com/office/drawing/2015/9/8/chartex" xmlns:cx2="http://schemas.microsoft.com/office/drawing/2015/10/21/chartex" xmlns:cx3="http://schemas.microsoft.com/office/drawing/2016/5/9/chartex" xmlns:cx4="http://schemas.microsoft.com/office/drawing/2016/5/10/chartex" xmlns:cx5="http://schemas.microsoft.com/office/drawing/2016/5/11/chartex" xmlns:cx6="http://schemas.microsoft.com/office/drawing/2016/5/12/chartex" xmlns:cx7="http://schemas.microsoft.com/office/drawing/2016/5/13/chartex" xmlns:cx8="http://schemas.microsoft.com/office/drawing/2016/5/14/chartex" xmlns:mc="http://schemas.openxmlformats.org/markup-compatibility/2006" xmlns:aink="http://schemas.microsoft.com/office/drawing/2016/ink" xmlns:am3d="http://schemas.microsoft.com/office/drawing/2017/model3d" xmlns:o="urn:schemas-microsoft-com:office:office" xmlns:oel="http://schemas.microsoft.com/office/2019/extlst" xmlns:r="http://schemas.openxmlformats.org/officeDocument/2006/relationships" xmlns:m="http://schemas.openxmlformats.org/officeDocument/2006/math" xmlns:v="urn:schemas-microsoft-com:vml" xmlns:wp14="http://schemas.microsoft.com/office/word/2010/wordprocessingDrawing" xmlns:wp="http://schemas.openxmlformats.org/drawingml/2006/wordprocessingDrawing" xmlns:w10="urn:schemas-microsoft-com:office:word" xmlns:w="http://schemas.openxmlformats.org/wordprocessingml/2006/main" xmlns:w14="http://schemas.microsoft.com/office/word/2010/wordml" xmlns:w15="http://schemas.microsoft.com/office/word/2012/wordml" xmlns:w16cex="http://schemas.microsoft.com/office/word/2018/wordml/cex" xmlns:w16cid="http://schemas.microsoft.com/office/word/2016/wordml/cid" xmlns:w16="http://schemas.microsoft.com/office/word/2018/wordml" xmlns:w16du="http://schemas.microsoft.com/office/word/2023/wordml/word16du" xmlns:w16sdtdh="http://schemas.microsoft.com/office/word/2020/wordml/sdtdatahash" xmlns:w16sdtfl="http://schemas.microsoft.com/office/word/2024/wordml/sdtformatlock" xmlns:w16se="http://schemas.microsoft.com/office/word/2015/wordml/symex" xmlns:wpg="http://schemas.microsoft.com/office/word/2010/wordprocessingGroup" xmlns:wpi="http://schemas.microsoft.com/office/word/2010/wordprocessingInk" xmlns:wne="http://schemas.microsoft.com/office/word/2006/wordml" xmlns:wps="http://schemas.microsoft.com/office/word/2010/wordprocessingShape" mc:Ignorable="w14 w15 w16se w16cid w16 w16cex w16sdtdh w16sdtfl w16du wp14">
   <w:abstractNum w:abstractNumId="0" w15:restartNumberingAfterBreak="0">
     <w:nsid w:val="244D15D2"/>
     <w:multiLevelType w:val="hybridMultilevel"/>
@@ -1282,7 +1049,7 @@
 </file>
 
 <file path=word/styles.xml><?xml version="1.0" encoding="utf-8"?>
-<w:styles xmlns:mc="http://schemas.openxmlformats.org/markup-compatibility/2006" xmlns:r="http://schemas.openxmlformats.org/officeDocument/2006/relationships" xmlns:w="http://schemas.openxmlformats.org/wordprocessingml/2006/main" xmlns:w14="http://schemas.microsoft.com/office/word/2010/wordml" xmlns:w15="http://schemas.microsoft.com/office/word/2012/wordml" xmlns:w16cex="http://schemas.microsoft.com/office/word/2018/wordml/cex" xmlns:w16cid="http://schemas.microsoft.com/office/word/2016/wordml/cid" xmlns:w16="http://schemas.microsoft.com/office/word/2018/wordml" xmlns:w16sdtdh="http://schemas.microsoft.com/office/word/2020/wordml/sdtdatahash" xmlns:w16sdtfl="http://schemas.microsoft.com/office/word/2024/wordml/sdtformatlock" xmlns:w16se="http://schemas.microsoft.com/office/word/2015/wordml/symex" xmlns:w16du="http://schemas.microsoft.com/office/word/2023/wordml/word16du" mc:Ignorable="w14 w15 w16se w16cid w16 w16cex w16sdtdh w16sdtfl w16du">
+<w:styles xmlns:mc="http://schemas.openxmlformats.org/markup-compatibility/2006" xmlns:r="http://schemas.openxmlformats.org/officeDocument/2006/relationships" xmlns:w="http://schemas.openxmlformats.org/wordprocessingml/2006/main" xmlns:w14="http://schemas.microsoft.com/office/word/2010/wordml" xmlns:w15="http://schemas.microsoft.com/office/word/2012/wordml" xmlns:w16cex="http://schemas.microsoft.com/office/word/2018/wordml/cex" xmlns:w16cid="http://schemas.microsoft.com/office/word/2016/wordml/cid" xmlns:w16="http://schemas.microsoft.com/office/word/2018/wordml" xmlns:w16du="http://schemas.microsoft.com/office/word/2023/wordml/word16du" xmlns:w16sdtdh="http://schemas.microsoft.com/office/word/2020/wordml/sdtdatahash" xmlns:w16sdtfl="http://schemas.microsoft.com/office/word/2024/wordml/sdtformatlock" xmlns:w16se="http://schemas.microsoft.com/office/word/2015/wordml/symex" mc:Ignorable="w14 w15 w16se w16cid w16 w16cex w16sdtdh w16sdtfl w16du">
   <w:docDefaults>
     <w:rPrDefault>
       <w:rPr>

--- a/public/founder/rutvik-patel-resume.docx
+++ b/public/founder/rutvik-patel-resume.docx
@@ -98,7 +98,15 @@
           <w:color w:val="111111"/>
           <w:lang w:val="en-US"/>
         </w:rPr>
-        <w:t>Senior frontend engineer with 7+ years building production interfaces for global enterprises and zero-to-one product teams. Architected a multi-tenant agentic AI platform at Ernst &amp; Young, shipped a React Native product through to acquisition, and delivered connected-vehicle frontend architecture for Ford. Deep in React, Next.js and TypeScript, fluent across Node, Python and cloud infrastructure, with a record of measurable gains in performance, engagement and delivery speed.</w:t>
+        <w:t>Senior frontend engineer building production interfaces for global enterprises and zero-to-one product teams since 2018.</w:t>
+      </w:r>
+      <w:r>
+        <w:rPr>
+          <w:rFonts w:ascii="Calibri" w:eastAsia="Calibri" w:hAnsi="Calibri" w:cs="Calibri"/>
+          <w:color w:val="111111"/>
+          <w:lang w:val="en-US"/>
+        </w:rPr>
+        <w:t xml:space="preserve"> Architected a multi-tenant agentic AI platform at Ernst &amp; Young, shipped a React Native product through to acquisition, and delivered connected-vehicle frontend architecture for Ford. Deep in React, Next.js and TypeScript, fluent across Node, Python and cloud infrastructure, with a record of measurable gains in performance, engagement and delivery speed.</w:t>
       </w:r>
     </w:p>
     <w:p>
